--- a/submission-report.docx
+++ b/submission-report.docx
@@ -19,7 +19,7 @@
         </w:numPr>
       </w:pPr>
       <w:r>
-        <w:t xml:space="preserve">Submission generated at 09/06/2026 at 23:44:13</w:t>
+        <w:t xml:space="preserve">Submission generated at 09/07/2026 at 06:07:41</w:t>
       </w:r>
     </w:p>
     <w:p>
@@ -186,7 +186,7 @@
         <w:pStyle w:val="BodyText"/>
       </w:pPr>
       <w:r>
-        <w:t xml:space="preserve">I was not able to test it on Onyx because I could not connect to the Boise State VPN on multiple devices. I also tried connecting directly through SSH while off campus, but the connection timed out. This appears to be an access issue rather than an issue with the code.</w:t>
+        <w:t xml:space="preserve">I initially had trouble testing the project on Onyx because the Boise State VPN would not connect on my Mac or other devices. I was eventually able to connect to the VPN using a Windows computer. After connecting through SSH, the project successfully compiled on Onyx without any warnings or errors.</w:t>
       </w:r>
     </w:p>
     <w:bookmarkEnd w:id="24"/>
@@ -8477,7 +8477,7 @@
         <w:pStyle w:val="FirstParagraph"/>
       </w:pPr>
       <w:r>
-        <w:t xml:space="preserve">Report generated on 09/06/2026 at 23:44:14</w:t>
+        <w:t xml:space="preserve">Report generated on 09/07/2026 at 06:07:42</w:t>
       </w:r>
     </w:p>
     <w:p>
@@ -8502,7 +8502,7 @@
         <w:pStyle w:val="FirstParagraph"/>
       </w:pPr>
       <w:r>
-        <w:t xml:space="preserve">SHA-256 Hash of the report: 170177f57a25b643010f1237d498c34104d147f6c308d7dea01817169a9c871c</w:t>
+        <w:t xml:space="preserve">SHA-256 Hash of the report: b5923db7c727015c726d1100ad02e47eca59eede092d57aa277a85ba40b8fecc</w:t>
       </w:r>
     </w:p>
     <w:p>
